--- a/modelos/modelo_convenio.docx
+++ b/modelos/modelo_convenio.docx
@@ -1561,6 +1561,25 @@
           <w:color w:val="000000" w:themeColor="text1"/>
           <w:sz w:val="20"/>
         </w:rPr>
+        <w:t xml:space="preserve">{#sancoes_padrao}</w:t>
+      </w:r>
+    </w:p>
+    <w:p>
+      <w:pPr>
+        <w:ind w:left="2268"/>
+        <w:jc w:val="both"/>
+        <w:rPr>
+          <w:rFonts w:cstheme="minorHAnsi"/>
+          <w:color w:val="000000" w:themeColor="text1"/>
+          <w:sz w:val="20"/>
+        </w:rPr>
+      </w:pPr>
+      <w:r>
+        <w:rPr>
+          <w:rFonts w:cstheme="minorHAnsi"/>
+          <w:color w:val="000000" w:themeColor="text1"/>
+          <w:sz w:val="20"/>
+        </w:rPr>
         <w:t xml:space="preserve">1 – </w:t>
       </w:r>
       <w:r>
@@ -1812,6 +1831,82 @@
           <w:sz w:val="20"/>
         </w:rPr>
         <w:t>b – o prazo transcorrido entre a data provável de ocorrência do dano e a primeira notificação dos responsáveis pela autoridade administrativa competente seja superior a 10 (dez) anos.</w:t>
+      </w:r>
+    </w:p>
+    <w:p>
+      <w:pPr>
+        <w:ind w:left="2268"/>
+        <w:jc w:val="both"/>
+        <w:rPr>
+          <w:rFonts w:cstheme="minorHAnsi"/>
+          <w:color w:val="000000" w:themeColor="text1"/>
+          <w:sz w:val="20"/>
+        </w:rPr>
+      </w:pPr>
+      <w:r>
+        <w:rPr>
+          <w:rFonts w:cstheme="minorHAnsi"/>
+          <w:color w:val="000000" w:themeColor="text1"/>
+          <w:sz w:val="20"/>
+        </w:rPr>
+        <w:t xml:space="preserve">{/sancoes_padrao}</w:t>
+      </w:r>
+    </w:p>
+    <w:p>
+      <w:pPr>
+        <w:ind w:left="2268"/>
+        <w:jc w:val="both"/>
+        <w:rPr>
+          <w:rFonts w:cstheme="minorHAnsi"/>
+          <w:color w:val="000000" w:themeColor="text1"/>
+          <w:sz w:val="20"/>
+        </w:rPr>
+      </w:pPr>
+      <w:r>
+        <w:rPr>
+          <w:rFonts w:cstheme="minorHAnsi"/>
+          <w:color w:val="000000" w:themeColor="text1"/>
+          <w:sz w:val="20"/>
+        </w:rPr>
+        <w:t xml:space="preserve">{#sancoes_personalizadas}</w:t>
+      </w:r>
+    </w:p>
+    <w:p>
+      <w:pPr>
+        <w:ind w:left="2268"/>
+        <w:jc w:val="both"/>
+        <w:rPr>
+          <w:rFonts w:cstheme="minorHAnsi"/>
+          <w:color w:val="000000" w:themeColor="text1"/>
+          <w:sz w:val="20"/>
+        </w:rPr>
+      </w:pPr>
+      <w:r>
+        <w:rPr>
+          <w:rFonts w:cstheme="minorHAnsi"/>
+          <w:color w:val="000000" w:themeColor="text1"/>
+          <w:sz w:val="20"/>
+        </w:rPr>
+        <w:t xml:space="preserve">{texto}</w:t>
+      </w:r>
+    </w:p>
+    <w:p>
+      <w:pPr>
+        <w:ind w:left="2268"/>
+        <w:jc w:val="both"/>
+        <w:rPr>
+          <w:rFonts w:cstheme="minorHAnsi"/>
+          <w:color w:val="000000" w:themeColor="text1"/>
+          <w:sz w:val="20"/>
+        </w:rPr>
+      </w:pPr>
+      <w:r>
+        <w:rPr>
+          <w:rFonts w:cstheme="minorHAnsi"/>
+          <w:color w:val="000000" w:themeColor="text1"/>
+          <w:sz w:val="20"/>
+        </w:rPr>
+        <w:t xml:space="preserve">{/sancoes_personalizadas}</w:t>
       </w:r>
     </w:p>
     <w:p>
